--- a/storage/templates/normalized-docx/BM-178/BM-178_normalized.docx
+++ b/storage/templates/normalized-docx/BM-178/BM-178_normalized.docx
@@ -924,7 +924,7 @@
         <w:rPr>
           <w:rFonts w:cs="Times New Roman" w:ascii="Times New Roman" w:hAnsi="Times New Roman"/>
         </w:rPr>
-        <w:t>{{document.field}}</w:t>
+        <w:t>{{document.fullDocumentCode}}</w:t>
       </w:r>
     </w:p>
     <w:p>
@@ -1123,7 +1123,7 @@
         <w:rPr>
           <w:rFonts w:cs="Times New Roman" w:ascii="Times New Roman" w:hAnsi="Times New Roman"/>
         </w:rPr>
-        <w:t xml:space="preserve">{{document.field}}</w:t>
+        <w:t xml:space="preserve">{{document.issueDate}}</w:t>
       </w:r>
     </w:p>
     <w:p>
@@ -1304,7 +1304,7 @@
                 <w:sz w:val="24"/>
                 <w:lang w:val="pt-BR"/>
               </w:rPr>
-              <w:t>{{document.field}}</w:t>
+              <w:t>{{document.issuePlace}}</w:t>
             </w:r>
           </w:p>
           <w:p>
